--- a/Calendario2025/Actividades/A10_NAT/A10_NAT.docx
+++ b/Calendario2025/Actividades/A10_NAT/A10_NAT.docx
@@ -1,6 +1,6 @@
 
 <file path=word/document.xml><?xml version="1.0" encoding="utf-8"?>
-<w:document xmlns:wpc="http://schemas.microsoft.com/office/word/2010/wordprocessingCanvas" xmlns:cx="http://schemas.microsoft.com/office/drawing/2014/chartex" xmlns:cx1="http://schemas.microsoft.com/office/drawing/2015/9/8/chartex" xmlns:cx2="http://schemas.microsoft.com/office/drawing/2015/10/21/chartex" xmlns:cx3="http://schemas.microsoft.com/office/drawing/2016/5/9/chartex" xmlns:cx4="http://schemas.microsoft.com/office/drawing/2016/5/10/chartex" xmlns:cx5="http://schemas.microsoft.com/office/drawing/2016/5/11/chartex" xmlns:cx6="http://schemas.microsoft.com/office/drawing/2016/5/12/chartex" xmlns:cx7="http://schemas.microsoft.com/office/drawing/2016/5/13/chartex" xmlns:cx8="http://schemas.microsoft.com/office/drawing/2016/5/14/chartex" xmlns:mc="http://schemas.openxmlformats.org/markup-compatibility/2006" xmlns:aink="http://schemas.microsoft.com/office/drawing/2016/ink" xmlns:am3d="http://schemas.microsoft.com/office/drawing/2017/model3d" xmlns:o="urn:schemas-microsoft-com:office:office" xmlns:oel="http://schemas.microsoft.com/office/2019/extlst" xmlns:r="http://schemas.openxmlformats.org/officeDocument/2006/relationships" xmlns:m="http://schemas.openxmlformats.org/officeDocument/2006/math" xmlns:v="urn:schemas-microsoft-com:vml" xmlns:wp14="http://schemas.microsoft.com/office/word/2010/wordprocessingDrawing" xmlns:wp="http://schemas.openxmlformats.org/drawingml/2006/wordprocessingDrawing" xmlns:w10="urn:schemas-microsoft-com:office:word" xmlns:w="http://schemas.openxmlformats.org/wordprocessingml/2006/main" xmlns:w14="http://schemas.microsoft.com/office/word/2010/wordml" xmlns:w15="http://schemas.microsoft.com/office/word/2012/wordml" xmlns:w16cex="http://schemas.microsoft.com/office/word/2018/wordml/cex" xmlns:w16cid="http://schemas.microsoft.com/office/word/2016/wordml/cid" xmlns:w16="http://schemas.microsoft.com/office/word/2018/wordml" xmlns:w16sdtdh="http://schemas.microsoft.com/office/word/2020/wordml/sdtdatahash" xmlns:w16se="http://schemas.microsoft.com/office/word/2015/wordml/symex" xmlns:wpg="http://schemas.microsoft.com/office/word/2010/wordprocessingGroup" xmlns:wpi="http://schemas.microsoft.com/office/word/2010/wordprocessingInk" xmlns:wne="http://schemas.microsoft.com/office/word/2006/wordml" xmlns:wps="http://schemas.microsoft.com/office/word/2010/wordprocessingShape" mc:Ignorable="w14 w15 w16se w16cid w16 w16cex w16sdtdh wp14">
+<w:document xmlns:wpc="http://schemas.microsoft.com/office/word/2010/wordprocessingCanvas" xmlns:cx="http://schemas.microsoft.com/office/drawing/2014/chartex" xmlns:cx1="http://schemas.microsoft.com/office/drawing/2015/9/8/chartex" xmlns:cx2="http://schemas.microsoft.com/office/drawing/2015/10/21/chartex" xmlns:cx3="http://schemas.microsoft.com/office/drawing/2016/5/9/chartex" xmlns:cx4="http://schemas.microsoft.com/office/drawing/2016/5/10/chartex" xmlns:cx5="http://schemas.microsoft.com/office/drawing/2016/5/11/chartex" xmlns:cx6="http://schemas.microsoft.com/office/drawing/2016/5/12/chartex" xmlns:cx7="http://schemas.microsoft.com/office/drawing/2016/5/13/chartex" xmlns:cx8="http://schemas.microsoft.com/office/drawing/2016/5/14/chartex" xmlns:mc="http://schemas.openxmlformats.org/markup-compatibility/2006" xmlns:aink="http://schemas.microsoft.com/office/drawing/2016/ink" xmlns:am3d="http://schemas.microsoft.com/office/drawing/2017/model3d" xmlns:o="urn:schemas-microsoft-com:office:office" xmlns:oel="http://schemas.microsoft.com/office/2019/extlst" xmlns:r="http://schemas.openxmlformats.org/officeDocument/2006/relationships" xmlns:m="http://schemas.openxmlformats.org/officeDocument/2006/math" xmlns:v="urn:schemas-microsoft-com:vml" xmlns:wp14="http://schemas.microsoft.com/office/word/2010/wordprocessingDrawing" xmlns:wp="http://schemas.openxmlformats.org/drawingml/2006/wordprocessingDrawing" xmlns:w10="urn:schemas-microsoft-com:office:word" xmlns:w="http://schemas.openxmlformats.org/wordprocessingml/2006/main" xmlns:w14="http://schemas.microsoft.com/office/word/2010/wordml" xmlns:w15="http://schemas.microsoft.com/office/word/2012/wordml" xmlns:w16cex="http://schemas.microsoft.com/office/word/2018/wordml/cex" xmlns:w16cid="http://schemas.microsoft.com/office/word/2016/wordml/cid" xmlns:w16="http://schemas.microsoft.com/office/word/2018/wordml" xmlns:w16du="http://schemas.microsoft.com/office/word/2023/wordml/word16du" xmlns:w16sdtdh="http://schemas.microsoft.com/office/word/2020/wordml/sdtdatahash" xmlns:w16sdtfl="http://schemas.microsoft.com/office/word/2024/wordml/sdtformatlock" xmlns:w16se="http://schemas.microsoft.com/office/word/2015/wordml/symex" xmlns:wpg="http://schemas.microsoft.com/office/word/2010/wordprocessingGroup" xmlns:wpi="http://schemas.microsoft.com/office/word/2010/wordprocessingInk" xmlns:wne="http://schemas.microsoft.com/office/word/2006/wordml" xmlns:wps="http://schemas.microsoft.com/office/word/2010/wordprocessingShape" mc:Ignorable="w14 w15 w16se w16cid w16 w16cex w16sdtdh w16sdtfl w16du wp14">
   <w:body>
     <w:p>
       <w:pPr>
@@ -310,7 +310,16 @@
           <w:sz w:val="28"/>
           <w:szCs w:val="28"/>
         </w:rPr>
-        <w:t xml:space="preserve">NAT, OSPF, </w:t>
+        <w:t>NAT, P</w:t>
+      </w:r>
+      <w:r>
+        <w:rPr>
+          <w:rFonts w:ascii="Arial" w:hAnsi="Arial" w:cs="Arial"/>
+          <w:b/>
+          <w:sz w:val="28"/>
+          <w:szCs w:val="28"/>
+        </w:rPr>
+        <w:t xml:space="preserve">AT, OSPF, </w:t>
       </w:r>
       <w:r>
         <w:rPr>
@@ -417,8 +426,18 @@
           <w:rFonts w:ascii="Arial" w:hAnsi="Arial" w:cs="Arial"/>
           <w:color w:val="000000"/>
         </w:rPr>
-        <w:t>Network Consulting</w:t>
-      </w:r>
+        <w:t xml:space="preserve">Network </w:t>
+      </w:r>
+      <w:proofErr w:type="spellStart"/>
+      <w:r>
+        <w:rPr>
+          <w:rStyle w:val="Strong"/>
+          <w:rFonts w:ascii="Arial" w:hAnsi="Arial" w:cs="Arial"/>
+          <w:color w:val="000000"/>
+        </w:rPr>
+        <w:t>Consulting</w:t>
+      </w:r>
+      <w:proofErr w:type="spellEnd"/>
       <w:r>
         <w:rPr>
           <w:rFonts w:ascii="Arial" w:hAnsi="Arial" w:cs="Arial"/>
@@ -488,7 +507,7 @@
     <w:p>
       <w:pPr>
         <w:pStyle w:val="Heading4"/>
-        <w:spacing w:before="0" w:line="300" w:lineRule="exact"/>
+        <w:spacing w:before="0"/>
         <w:jc w:val="both"/>
         <w:rPr>
           <w:rFonts w:ascii="Arial" w:hAnsi="Arial" w:cs="Arial"/>
@@ -520,7 +539,7 @@
         <mc:AlternateContent>
           <mc:Choice Requires="wps">
             <w:drawing>
-              <wp:anchor distT="45720" distB="45720" distL="114300" distR="114300" simplePos="0" relativeHeight="251666432" behindDoc="0" locked="0" layoutInCell="1" allowOverlap="1" wp14:anchorId="03E4E414" wp14:editId="72CDCC21">
+              <wp:anchor distT="45720" distB="45720" distL="114300" distR="114300" simplePos="0" relativeHeight="251666432" behindDoc="0" locked="0" layoutInCell="1" allowOverlap="1" wp14:anchorId="03E4E414" wp14:editId="703CF2AC">
                 <wp:simplePos x="0" y="0"/>
                 <wp:positionH relativeFrom="margin">
                   <wp:align>left</wp:align>
@@ -528,8 +547,8 @@
                 <wp:positionV relativeFrom="paragraph">
                   <wp:posOffset>409575</wp:posOffset>
                 </wp:positionV>
-                <wp:extent cx="6438900" cy="2762250"/>
-                <wp:effectExtent l="0" t="0" r="19050" b="19050"/>
+                <wp:extent cx="6448425" cy="2733675"/>
+                <wp:effectExtent l="0" t="0" r="28575" b="28575"/>
                 <wp:wrapSquare wrapText="bothSides"/>
                 <wp:docPr id="10" name="Cuadro de texto 2"/>
                 <wp:cNvGraphicFramePr>
@@ -544,7 +563,7 @@
                       <wps:spPr bwMode="auto">
                         <a:xfrm>
                           <a:off x="0" y="0"/>
-                          <a:ext cx="6438900" cy="2762250"/>
+                          <a:ext cx="6448425" cy="2733675"/>
                         </a:xfrm>
                         <a:prstGeom prst="rect">
                           <a:avLst/>
@@ -569,10 +588,10 @@
                                 <w:noProof/>
                               </w:rPr>
                               <w:drawing>
-                                <wp:inline distT="0" distB="0" distL="0" distR="0" wp14:anchorId="349F1918" wp14:editId="5B3705E5">
-                                  <wp:extent cx="6304280" cy="2596515"/>
-                                  <wp:effectExtent l="0" t="0" r="1270" b="0"/>
-                                  <wp:docPr id="1589453870" name="Picture 1" descr="A diagram of a computer network&#10;&#10;Description automatically generated"/>
+                                <wp:inline distT="0" distB="0" distL="0" distR="0" wp14:anchorId="3B5F4712" wp14:editId="29B516C6">
+                                  <wp:extent cx="6285932" cy="2571750"/>
+                                  <wp:effectExtent l="0" t="0" r="635" b="0"/>
+                                  <wp:docPr id="1936981510" name="Picture 1" descr="A diagram of a computer network&#10;&#10;AI-generated content may be incorrect."/>
                                   <wp:cNvGraphicFramePr>
                                     <a:graphicFrameLocks xmlns:a="http://schemas.openxmlformats.org/drawingml/2006/main" noChangeAspect="1"/>
                                   </wp:cNvGraphicFramePr>
@@ -580,7 +599,7 @@
                                     <a:graphicData uri="http://schemas.openxmlformats.org/drawingml/2006/picture">
                                       <pic:pic xmlns:pic="http://schemas.openxmlformats.org/drawingml/2006/picture">
                                         <pic:nvPicPr>
-                                          <pic:cNvPr id="1589453870" name="Picture 1" descr="A diagram of a computer network&#10;&#10;Description automatically generated"/>
+                                          <pic:cNvPr id="1936981510" name="Picture 1" descr="A diagram of a computer network&#10;&#10;AI-generated content may be incorrect."/>
                                           <pic:cNvPicPr/>
                                         </pic:nvPicPr>
                                         <pic:blipFill>
@@ -592,7 +611,7 @@
                                         <pic:spPr>
                                           <a:xfrm>
                                             <a:off x="0" y="0"/>
-                                            <a:ext cx="6304280" cy="2596515"/>
+                                            <a:ext cx="6289953" cy="2573395"/>
                                           </a:xfrm>
                                           <a:prstGeom prst="rect">
                                             <a:avLst/>
@@ -624,7 +643,7 @@
           </mc:Choice>
           <mc:Fallback>
             <w:pict>
-              <v:shape w14:anchorId="03E4E414" id="_x0000_s1027" type="#_x0000_t202" style="position:absolute;left:0;text-align:left;margin-left:0;margin-top:32.25pt;width:507pt;height:217.5pt;z-index:251666432;visibility:visible;mso-wrap-style:square;mso-width-percent:0;mso-height-percent:0;mso-wrap-distance-left:9pt;mso-wrap-distance-top:3.6pt;mso-wrap-distance-right:9pt;mso-wrap-distance-bottom:3.6pt;mso-position-horizontal:left;mso-position-horizontal-relative:margin;mso-position-vertical:absolute;mso-position-vertical-relative:text;mso-width-percent:0;mso-height-percent:0;mso-width-relative:margin;mso-height-relative:margin;v-text-anchor:top" o:gfxdata="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">
+              <v:shape w14:anchorId="03E4E414" id="_x0000_s1027" type="#_x0000_t202" style="position:absolute;left:0;text-align:left;margin-left:0;margin-top:32.25pt;width:507.75pt;height:215.25pt;z-index:251666432;visibility:visible;mso-wrap-style:square;mso-width-percent:0;mso-height-percent:0;mso-wrap-distance-left:9pt;mso-wrap-distance-top:3.6pt;mso-wrap-distance-right:9pt;mso-wrap-distance-bottom:3.6pt;mso-position-horizontal:left;mso-position-horizontal-relative:margin;mso-position-vertical:absolute;mso-position-vertical-relative:text;mso-width-percent:0;mso-height-percent:0;mso-width-relative:margin;mso-height-relative:margin;v-text-anchor:top" o:gfxdata="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">
                 <v:textbox>
                   <w:txbxContent>
                     <w:p>
@@ -633,10 +652,10 @@
                           <w:noProof/>
                         </w:rPr>
                         <w:drawing>
-                          <wp:inline distT="0" distB="0" distL="0" distR="0" wp14:anchorId="349F1918" wp14:editId="5B3705E5">
-                            <wp:extent cx="6304280" cy="2596515"/>
-                            <wp:effectExtent l="0" t="0" r="1270" b="0"/>
-                            <wp:docPr id="1589453870" name="Picture 1" descr="A diagram of a computer network&#10;&#10;Description automatically generated"/>
+                          <wp:inline distT="0" distB="0" distL="0" distR="0" wp14:anchorId="3B5F4712" wp14:editId="29B516C6">
+                            <wp:extent cx="6285932" cy="2571750"/>
+                            <wp:effectExtent l="0" t="0" r="635" b="0"/>
+                            <wp:docPr id="1936981510" name="Picture 1" descr="A diagram of a computer network&#10;&#10;AI-generated content may be incorrect."/>
                             <wp:cNvGraphicFramePr>
                               <a:graphicFrameLocks xmlns:a="http://schemas.openxmlformats.org/drawingml/2006/main" noChangeAspect="1"/>
                             </wp:cNvGraphicFramePr>
@@ -644,7 +663,7 @@
                               <a:graphicData uri="http://schemas.openxmlformats.org/drawingml/2006/picture">
                                 <pic:pic xmlns:pic="http://schemas.openxmlformats.org/drawingml/2006/picture">
                                   <pic:nvPicPr>
-                                    <pic:cNvPr id="1589453870" name="Picture 1" descr="A diagram of a computer network&#10;&#10;Description automatically generated"/>
+                                    <pic:cNvPr id="1936981510" name="Picture 1" descr="A diagram of a computer network&#10;&#10;AI-generated content may be incorrect."/>
                                     <pic:cNvPicPr/>
                                   </pic:nvPicPr>
                                   <pic:blipFill>
@@ -656,7 +675,7 @@
                                   <pic:spPr>
                                     <a:xfrm>
                                       <a:off x="0" y="0"/>
-                                      <a:ext cx="6304280" cy="2596515"/>
+                                      <a:ext cx="6289953" cy="2573395"/>
                                     </a:xfrm>
                                     <a:prstGeom prst="rect">
                                       <a:avLst/>
@@ -758,6 +777,7 @@
         </w:rPr>
         <w:t xml:space="preserve"> también configurar el protocolo de ruteo OSPF y DHCP centralizado en sus ruteadores </w:t>
       </w:r>
+      <w:proofErr w:type="spellStart"/>
       <w:r>
         <w:rPr>
           <w:rFonts w:ascii="Arial" w:eastAsia="Arial Narrow" w:hAnsi="Arial" w:cs="Arial"/>
@@ -767,6 +787,7 @@
         </w:rPr>
         <w:t>RMabe</w:t>
       </w:r>
+      <w:proofErr w:type="spellEnd"/>
       <w:r>
         <w:rPr>
           <w:rFonts w:ascii="Arial" w:eastAsia="Arial Narrow" w:hAnsi="Arial" w:cs="Arial"/>
@@ -815,7 +836,7 @@
           <w:spacing w:val="-1"/>
           <w:lang w:val="es-MX"/>
         </w:rPr>
-        <w:t xml:space="preserve">En </w:t>
+        <w:t xml:space="preserve">Configure la dirección IP privada (192.168.10.131) del servidor </w:t>
       </w:r>
       <w:r>
         <w:rPr>
@@ -825,47 +846,7 @@
           <w:spacing w:val="-1"/>
           <w:lang w:val="es-MX"/>
         </w:rPr>
-        <w:t>MyISP</w:t>
-      </w:r>
-      <w:r>
-        <w:rPr>
-          <w:rFonts w:ascii="Arial" w:hAnsi="Arial" w:cs="Arial"/>
-          <w:spacing w:val="-1"/>
-          <w:lang w:val="es-MX"/>
-        </w:rPr>
-        <w:t xml:space="preserve"> </w:t>
-      </w:r>
-      <w:r>
-        <w:rPr>
-          <w:rFonts w:ascii="Arial" w:hAnsi="Arial" w:cs="Arial"/>
-          <w:spacing w:val="-1"/>
-          <w:lang w:val="es-MX"/>
-        </w:rPr>
-        <w:t>c</w:t>
-      </w:r>
-      <w:r>
-        <w:rPr>
-          <w:rFonts w:ascii="Arial" w:hAnsi="Arial" w:cs="Arial"/>
-          <w:spacing w:val="-1"/>
-          <w:lang w:val="es-MX"/>
-        </w:rPr>
-        <w:t>onfigur</w:t>
-      </w:r>
-      <w:r>
-        <w:rPr>
-          <w:rFonts w:ascii="Arial" w:hAnsi="Arial" w:cs="Arial"/>
-          <w:spacing w:val="-1"/>
-          <w:lang w:val="es-MX"/>
-        </w:rPr>
-        <w:t>e</w:t>
-      </w:r>
-      <w:r>
-        <w:rPr>
-          <w:rFonts w:ascii="Arial" w:hAnsi="Arial" w:cs="Arial"/>
-          <w:spacing w:val="-1"/>
-          <w:lang w:val="es-MX"/>
-        </w:rPr>
-        <w:t xml:space="preserve"> una </w:t>
+        <w:t>www.mabe.com</w:t>
       </w:r>
       <w:r>
         <w:rPr>
@@ -875,15 +856,15 @@
           <w:spacing w:val="-1"/>
           <w:lang w:val="es-MX"/>
         </w:rPr>
-        <w:t xml:space="preserve">ruta estática </w:t>
-      </w:r>
-      <w:r>
-        <w:rPr>
-          <w:rFonts w:ascii="Arial" w:hAnsi="Arial" w:cs="Arial"/>
-          <w:spacing w:val="-1"/>
-          <w:lang w:val="es-MX"/>
-        </w:rPr>
-        <w:t xml:space="preserve">del next-hop o recursiva a su puerta de enlace en </w:t>
+        <w:t xml:space="preserve"> </w:t>
+      </w:r>
+      <w:r>
+        <w:rPr>
+          <w:rFonts w:ascii="Arial" w:hAnsi="Arial" w:cs="Arial"/>
+          <w:spacing w:val="-1"/>
+          <w:lang w:val="es-MX"/>
+        </w:rPr>
+        <w:t>y</w:t>
       </w:r>
       <w:r>
         <w:rPr>
@@ -893,47 +874,15 @@
           <w:spacing w:val="-1"/>
           <w:lang w:val="es-MX"/>
         </w:rPr>
-        <w:t>RMabe</w:t>
-      </w:r>
-      <w:r>
-        <w:rPr>
-          <w:rFonts w:ascii="Arial" w:hAnsi="Arial" w:cs="Arial"/>
-          <w:spacing w:val="-1"/>
-          <w:lang w:val="es-MX"/>
-        </w:rPr>
-        <w:t xml:space="preserve"> utilizando el rango de direcciones de </w:t>
-      </w:r>
-      <w:r>
-        <w:rPr>
-          <w:rFonts w:ascii="Arial" w:hAnsi="Arial" w:cs="Arial"/>
-          <w:spacing w:val="-1"/>
-          <w:lang w:val="es-MX"/>
-        </w:rPr>
-        <w:t xml:space="preserve">la </w:t>
-      </w:r>
-      <w:r>
-        <w:rPr>
-          <w:rFonts w:ascii="Arial" w:hAnsi="Arial" w:cs="Arial"/>
-          <w:spacing w:val="-1"/>
-          <w:lang w:val="es-MX"/>
-        </w:rPr>
-        <w:t>red pública asignado</w:t>
-      </w:r>
-      <w:r>
-        <w:rPr>
-          <w:rFonts w:ascii="Arial" w:hAnsi="Arial" w:cs="Arial"/>
-          <w:spacing w:val="-1"/>
-          <w:lang w:val="es-MX"/>
-        </w:rPr>
-        <w:t>:</w:t>
-      </w:r>
-      <w:r>
-        <w:rPr>
-          <w:rFonts w:ascii="Arial" w:hAnsi="Arial" w:cs="Arial"/>
-          <w:spacing w:val="-1"/>
-          <w:lang w:val="es-MX"/>
-        </w:rPr>
         <w:t xml:space="preserve"> </w:t>
+      </w:r>
+      <w:r>
+        <w:rPr>
+          <w:rFonts w:ascii="Arial" w:hAnsi="Arial" w:cs="Arial"/>
+          <w:spacing w:val="-1"/>
+          <w:lang w:val="es-MX"/>
+        </w:rPr>
+        <w:t xml:space="preserve">la dirección IP del servidor </w:t>
       </w:r>
       <w:r>
         <w:rPr>
@@ -943,7 +892,7 @@
           <w:spacing w:val="-1"/>
           <w:lang w:val="es-MX"/>
         </w:rPr>
-        <w:t>1</w:t>
+        <w:t>DNSServer</w:t>
       </w:r>
       <w:r>
         <w:rPr>
@@ -953,7 +902,7 @@
           <w:spacing w:val="-1"/>
           <w:lang w:val="es-MX"/>
         </w:rPr>
-        <w:t>00.8.3.64</w:t>
+        <w:t>.com</w:t>
       </w:r>
       <w:r>
         <w:rPr>
@@ -963,17 +912,41 @@
           <w:spacing w:val="-1"/>
           <w:lang w:val="es-MX"/>
         </w:rPr>
-        <w:t xml:space="preserve"> /2</w:t>
-      </w:r>
-      <w:r>
-        <w:rPr>
-          <w:rFonts w:ascii="Arial" w:hAnsi="Arial" w:cs="Arial"/>
-          <w:b/>
-          <w:bCs/>
-          <w:spacing w:val="-1"/>
-          <w:lang w:val="es-MX"/>
-        </w:rPr>
-        <w:t>6</w:t>
+        <w:t xml:space="preserve"> </w:t>
+      </w:r>
+      <w:r>
+        <w:rPr>
+          <w:rFonts w:ascii="Arial" w:hAnsi="Arial" w:cs="Arial"/>
+          <w:spacing w:val="-1"/>
+          <w:lang w:val="es-MX"/>
+        </w:rPr>
+        <w:t>con el direccionamiento que se muestra en la topología.</w:t>
+      </w:r>
+      <w:r>
+        <w:rPr>
+          <w:rFonts w:ascii="Arial" w:hAnsi="Arial" w:cs="Arial"/>
+          <w:spacing w:val="-1"/>
+          <w:lang w:val="es-MX"/>
+        </w:rPr>
+        <w:t xml:space="preserve"> (IP, máscara de subred, default </w:t>
+      </w:r>
+      <w:proofErr w:type="spellStart"/>
+      <w:r>
+        <w:rPr>
+          <w:rFonts w:ascii="Arial" w:hAnsi="Arial" w:cs="Arial"/>
+          <w:spacing w:val="-1"/>
+          <w:lang w:val="es-MX"/>
+        </w:rPr>
+        <w:t>gateway</w:t>
+      </w:r>
+      <w:proofErr w:type="spellEnd"/>
+      <w:r>
+        <w:rPr>
+          <w:rFonts w:ascii="Arial" w:hAnsi="Arial" w:cs="Arial"/>
+          <w:spacing w:val="-1"/>
+          <w:lang w:val="es-MX"/>
+        </w:rPr>
+        <w:t xml:space="preserve"> y DNS server)</w:t>
       </w:r>
     </w:p>
     <w:p>
@@ -991,6 +964,7 @@
         <w:rPr>
           <w:rFonts w:ascii="Arial" w:hAnsi="Arial" w:cs="Arial"/>
           <w:spacing w:val="-1"/>
+          <w:lang w:val="es-MX"/>
         </w:rPr>
       </w:pPr>
       <w:r>
@@ -1001,6 +975,7 @@
         </w:rPr>
         <w:t xml:space="preserve">En </w:t>
       </w:r>
+      <w:proofErr w:type="spellStart"/>
       <w:r>
         <w:rPr>
           <w:rFonts w:ascii="Arial" w:hAnsi="Arial" w:cs="Arial"/>
@@ -1019,24 +994,9 @@
           <w:spacing w:val="-1"/>
           <w:lang w:val="es-MX"/>
         </w:rPr>
-        <w:t xml:space="preserve">Mabe </w:t>
-      </w:r>
-      <w:r>
-        <w:rPr>
-          <w:rFonts w:ascii="Arial" w:hAnsi="Arial" w:cs="Arial"/>
-          <w:spacing w:val="-1"/>
-          <w:lang w:val="es-MX"/>
-        </w:rPr>
-        <w:t>c</w:t>
-      </w:r>
-      <w:r>
-        <w:rPr>
-          <w:rFonts w:ascii="Arial" w:hAnsi="Arial" w:cs="Arial"/>
-          <w:spacing w:val="-1"/>
-          <w:lang w:val="es-MX"/>
-        </w:rPr>
-        <w:t xml:space="preserve">onfigure una </w:t>
-      </w:r>
+        <w:t>Mabe</w:t>
+      </w:r>
+      <w:proofErr w:type="spellEnd"/>
       <w:r>
         <w:rPr>
           <w:rFonts w:ascii="Arial" w:hAnsi="Arial" w:cs="Arial"/>
@@ -1045,15 +1005,23 @@
           <w:spacing w:val="-1"/>
           <w:lang w:val="es-MX"/>
         </w:rPr>
-        <w:t xml:space="preserve">ruta por default </w:t>
-      </w:r>
-      <w:r>
-        <w:rPr>
-          <w:rFonts w:ascii="Arial" w:hAnsi="Arial" w:cs="Arial"/>
-          <w:spacing w:val="-1"/>
-          <w:lang w:val="es-MX"/>
-        </w:rPr>
-        <w:t xml:space="preserve">hacia </w:t>
+        <w:t xml:space="preserve"> </w:t>
+      </w:r>
+      <w:r>
+        <w:rPr>
+          <w:rFonts w:ascii="Arial" w:hAnsi="Arial" w:cs="Arial"/>
+          <w:spacing w:val="-1"/>
+          <w:lang w:val="es-MX"/>
+        </w:rPr>
+        <w:t>c</w:t>
+      </w:r>
+      <w:r>
+        <w:rPr>
+          <w:rFonts w:ascii="Arial" w:hAnsi="Arial" w:cs="Arial"/>
+          <w:spacing w:val="-1"/>
+          <w:lang w:val="es-MX"/>
+        </w:rPr>
+        <w:t xml:space="preserve">onfigure una </w:t>
       </w:r>
       <w:r>
         <w:rPr>
@@ -1063,8 +1031,17 @@
           <w:spacing w:val="-1"/>
           <w:lang w:val="es-MX"/>
         </w:rPr>
-        <w:t>MyI</w:t>
-      </w:r>
+        <w:t xml:space="preserve">ruta por default </w:t>
+      </w:r>
+      <w:r>
+        <w:rPr>
+          <w:rFonts w:ascii="Arial" w:hAnsi="Arial" w:cs="Arial"/>
+          <w:spacing w:val="-1"/>
+          <w:lang w:val="es-MX"/>
+        </w:rPr>
+        <w:t xml:space="preserve">hacia </w:t>
+      </w:r>
+      <w:proofErr w:type="spellStart"/>
       <w:r>
         <w:rPr>
           <w:rFonts w:ascii="Arial" w:hAnsi="Arial" w:cs="Arial"/>
@@ -1073,7 +1050,233 @@
           <w:spacing w:val="-1"/>
           <w:lang w:val="es-MX"/>
         </w:rPr>
+        <w:t>MyI</w:t>
+      </w:r>
+      <w:r>
+        <w:rPr>
+          <w:rFonts w:ascii="Arial" w:hAnsi="Arial" w:cs="Arial"/>
+          <w:b/>
+          <w:bCs/>
+          <w:spacing w:val="-1"/>
+          <w:lang w:val="es-MX"/>
+        </w:rPr>
         <w:t>SP</w:t>
+      </w:r>
+      <w:proofErr w:type="spellEnd"/>
+    </w:p>
+    <w:p>
+      <w:pPr>
+        <w:pStyle w:val="ListParagraph"/>
+        <w:widowControl w:val="0"/>
+        <w:numPr>
+          <w:ilvl w:val="0"/>
+          <w:numId w:val="37"/>
+        </w:numPr>
+        <w:spacing w:before="120" w:line="300" w:lineRule="exact"/>
+        <w:ind w:right="198"/>
+        <w:contextualSpacing w:val="0"/>
+        <w:jc w:val="both"/>
+        <w:rPr>
+          <w:rFonts w:ascii="Arial" w:hAnsi="Arial" w:cs="Arial"/>
+          <w:spacing w:val="-1"/>
+          <w:lang w:val="es-MX"/>
+        </w:rPr>
+      </w:pPr>
+      <w:r>
+        <w:rPr>
+          <w:rFonts w:ascii="Arial" w:hAnsi="Arial" w:cs="Arial"/>
+          <w:spacing w:val="-1"/>
+          <w:lang w:val="es-MX"/>
+        </w:rPr>
+        <w:t xml:space="preserve">En </w:t>
+      </w:r>
+      <w:proofErr w:type="spellStart"/>
+      <w:r>
+        <w:rPr>
+          <w:rFonts w:ascii="Arial" w:hAnsi="Arial" w:cs="Arial"/>
+          <w:b/>
+          <w:bCs/>
+          <w:spacing w:val="-1"/>
+          <w:lang w:val="es-MX"/>
+        </w:rPr>
+        <w:t>MyISP</w:t>
+      </w:r>
+      <w:proofErr w:type="spellEnd"/>
+      <w:r>
+        <w:rPr>
+          <w:rFonts w:ascii="Arial" w:hAnsi="Arial" w:cs="Arial"/>
+          <w:spacing w:val="-1"/>
+          <w:lang w:val="es-MX"/>
+        </w:rPr>
+        <w:t xml:space="preserve"> </w:t>
+      </w:r>
+      <w:r>
+        <w:rPr>
+          <w:rFonts w:ascii="Arial" w:hAnsi="Arial" w:cs="Arial"/>
+          <w:spacing w:val="-1"/>
+          <w:lang w:val="es-MX"/>
+        </w:rPr>
+        <w:t>c</w:t>
+      </w:r>
+      <w:r>
+        <w:rPr>
+          <w:rFonts w:ascii="Arial" w:hAnsi="Arial" w:cs="Arial"/>
+          <w:spacing w:val="-1"/>
+          <w:lang w:val="es-MX"/>
+        </w:rPr>
+        <w:t>onfigur</w:t>
+      </w:r>
+      <w:r>
+        <w:rPr>
+          <w:rFonts w:ascii="Arial" w:hAnsi="Arial" w:cs="Arial"/>
+          <w:spacing w:val="-1"/>
+          <w:lang w:val="es-MX"/>
+        </w:rPr>
+        <w:t>e</w:t>
+      </w:r>
+      <w:r>
+        <w:rPr>
+          <w:rFonts w:ascii="Arial" w:hAnsi="Arial" w:cs="Arial"/>
+          <w:spacing w:val="-1"/>
+          <w:lang w:val="es-MX"/>
+        </w:rPr>
+        <w:t xml:space="preserve"> una </w:t>
+      </w:r>
+      <w:r>
+        <w:rPr>
+          <w:rFonts w:ascii="Arial" w:hAnsi="Arial" w:cs="Arial"/>
+          <w:b/>
+          <w:bCs/>
+          <w:spacing w:val="-1"/>
+          <w:lang w:val="es-MX"/>
+        </w:rPr>
+        <w:t xml:space="preserve">ruta estática </w:t>
+      </w:r>
+      <w:r>
+        <w:rPr>
+          <w:rFonts w:ascii="Arial" w:hAnsi="Arial" w:cs="Arial"/>
+          <w:spacing w:val="-1"/>
+          <w:lang w:val="es-MX"/>
+        </w:rPr>
+        <w:t xml:space="preserve">del </w:t>
+      </w:r>
+      <w:proofErr w:type="spellStart"/>
+      <w:r>
+        <w:rPr>
+          <w:rFonts w:ascii="Arial" w:hAnsi="Arial" w:cs="Arial"/>
+          <w:spacing w:val="-1"/>
+          <w:lang w:val="es-MX"/>
+        </w:rPr>
+        <w:t>next</w:t>
+      </w:r>
+      <w:proofErr w:type="spellEnd"/>
+      <w:r>
+        <w:rPr>
+          <w:rFonts w:ascii="Arial" w:hAnsi="Arial" w:cs="Arial"/>
+          <w:spacing w:val="-1"/>
+          <w:lang w:val="es-MX"/>
+        </w:rPr>
+        <w:t xml:space="preserve">-hop o recursiva </w:t>
+      </w:r>
+      <w:r>
+        <w:rPr>
+          <w:rFonts w:ascii="Arial" w:hAnsi="Arial" w:cs="Arial"/>
+          <w:spacing w:val="-1"/>
+          <w:lang w:val="es-MX"/>
+        </w:rPr>
+        <w:t xml:space="preserve">hacia </w:t>
+      </w:r>
+      <w:proofErr w:type="spellStart"/>
+      <w:r>
+        <w:rPr>
+          <w:rFonts w:ascii="Arial" w:hAnsi="Arial" w:cs="Arial"/>
+          <w:b/>
+          <w:bCs/>
+          <w:spacing w:val="-1"/>
+          <w:lang w:val="es-MX"/>
+        </w:rPr>
+        <w:t>RMabe</w:t>
+      </w:r>
+      <w:proofErr w:type="spellEnd"/>
+      <w:r>
+        <w:rPr>
+          <w:rFonts w:ascii="Arial" w:hAnsi="Arial" w:cs="Arial"/>
+          <w:spacing w:val="-1"/>
+          <w:lang w:val="es-MX"/>
+        </w:rPr>
+        <w:t xml:space="preserve"> utilizando el rango de direcciones de </w:t>
+      </w:r>
+      <w:r>
+        <w:rPr>
+          <w:rFonts w:ascii="Arial" w:hAnsi="Arial" w:cs="Arial"/>
+          <w:spacing w:val="-1"/>
+          <w:lang w:val="es-MX"/>
+        </w:rPr>
+        <w:t xml:space="preserve">la </w:t>
+      </w:r>
+      <w:r>
+        <w:rPr>
+          <w:rFonts w:ascii="Arial" w:hAnsi="Arial" w:cs="Arial"/>
+          <w:spacing w:val="-1"/>
+          <w:lang w:val="es-MX"/>
+        </w:rPr>
+        <w:t>red pública asignado</w:t>
+      </w:r>
+      <w:r>
+        <w:rPr>
+          <w:rFonts w:ascii="Arial" w:hAnsi="Arial" w:cs="Arial"/>
+          <w:spacing w:val="-1"/>
+          <w:lang w:val="es-MX"/>
+        </w:rPr>
+        <w:t>:</w:t>
+      </w:r>
+      <w:r>
+        <w:rPr>
+          <w:rFonts w:ascii="Arial" w:hAnsi="Arial" w:cs="Arial"/>
+          <w:spacing w:val="-1"/>
+          <w:lang w:val="es-MX"/>
+        </w:rPr>
+        <w:t xml:space="preserve"> </w:t>
+      </w:r>
+      <w:r>
+        <w:rPr>
+          <w:rFonts w:ascii="Arial" w:hAnsi="Arial" w:cs="Arial"/>
+          <w:b/>
+          <w:bCs/>
+          <w:spacing w:val="-1"/>
+          <w:lang w:val="es-MX"/>
+        </w:rPr>
+        <w:t>1</w:t>
+      </w:r>
+      <w:r>
+        <w:rPr>
+          <w:rFonts w:ascii="Arial" w:hAnsi="Arial" w:cs="Arial"/>
+          <w:b/>
+          <w:bCs/>
+          <w:spacing w:val="-1"/>
+          <w:lang w:val="es-MX"/>
+        </w:rPr>
+        <w:t>00.8.3.64</w:t>
+      </w:r>
+      <w:r>
+        <w:rPr>
+          <w:rFonts w:ascii="Arial" w:hAnsi="Arial" w:cs="Arial"/>
+          <w:b/>
+          <w:bCs/>
+          <w:spacing w:val="-1"/>
+          <w:lang w:val="es-MX"/>
+        </w:rPr>
+        <w:t xml:space="preserve"> /2</w:t>
+      </w:r>
+      <w:r>
+        <w:rPr>
+          <w:rFonts w:ascii="Arial" w:hAnsi="Arial" w:cs="Arial"/>
+          <w:b/>
+          <w:bCs/>
+          <w:spacing w:val="-1"/>
+          <w:lang w:val="es-MX"/>
+        </w:rPr>
+        <w:t>6</w:t>
       </w:r>
     </w:p>
     <w:p>
@@ -1251,6 +1454,7 @@
         </w:rPr>
         <w:t xml:space="preserve">Configure en </w:t>
       </w:r>
+      <w:proofErr w:type="spellStart"/>
       <w:r>
         <w:rPr>
           <w:rFonts w:ascii="Arial" w:hAnsi="Arial" w:cs="Arial"/>
@@ -1267,6 +1471,7 @@
         </w:rPr>
         <w:t>Mabe</w:t>
       </w:r>
+      <w:proofErr w:type="spellEnd"/>
       <w:r>
         <w:rPr>
           <w:rFonts w:ascii="Arial" w:hAnsi="Arial" w:cs="Arial"/>
@@ -1420,7 +1625,25 @@
           <w:color w:val="0D0D0D" w:themeColor="text1" w:themeTint="F2"/>
           <w:shd w:val="clear" w:color="auto" w:fill="FFFFFF"/>
         </w:rPr>
-        <w:t>Redistribuir la ruta por default hacia los routers internos de la empresa.</w:t>
+        <w:t xml:space="preserve">Redistribuir la ruta por default hacia los </w:t>
+      </w:r>
+      <w:proofErr w:type="spellStart"/>
+      <w:r>
+        <w:rPr>
+          <w:rFonts w:ascii="Arial" w:hAnsi="Arial" w:cs="Arial"/>
+          <w:color w:val="0D0D0D" w:themeColor="text1" w:themeTint="F2"/>
+          <w:shd w:val="clear" w:color="auto" w:fill="FFFFFF"/>
+        </w:rPr>
+        <w:t>routers</w:t>
+      </w:r>
+      <w:proofErr w:type="spellEnd"/>
+      <w:r>
+        <w:rPr>
+          <w:rFonts w:ascii="Arial" w:hAnsi="Arial" w:cs="Arial"/>
+          <w:color w:val="0D0D0D" w:themeColor="text1" w:themeTint="F2"/>
+          <w:shd w:val="clear" w:color="auto" w:fill="FFFFFF"/>
+        </w:rPr>
+        <w:t xml:space="preserve"> internos de la empresa.</w:t>
       </w:r>
     </w:p>
     <w:p>
@@ -1436,20 +1659,12 @@
     </w:p>
     <w:p>
       <w:pPr>
+        <w:pStyle w:val="ListParagraph"/>
+        <w:keepNext/>
         <w:widowControl w:val="0"/>
-        <w:spacing w:line="300" w:lineRule="exact"/>
-        <w:ind w:right="196"/>
-        <w:jc w:val="both"/>
-        <w:rPr>
-          <w:rFonts w:ascii="Arial" w:hAnsi="Arial" w:cs="Arial"/>
-        </w:rPr>
-      </w:pPr>
-    </w:p>
-    <w:p>
-      <w:pPr>
-        <w:widowControl w:val="0"/>
-        <w:spacing w:line="300" w:lineRule="exact"/>
-        <w:ind w:right="196"/>
+        <w:spacing w:before="120" w:after="120" w:line="300" w:lineRule="exact"/>
+        <w:ind w:left="357" w:right="198"/>
+        <w:contextualSpacing w:val="0"/>
         <w:jc w:val="both"/>
         <w:rPr>
           <w:rFonts w:ascii="Arial" w:hAnsi="Arial" w:cs="Arial"/>
@@ -1477,9 +1692,9 @@
         <w:rPr>
           <w:rFonts w:ascii="Arial" w:hAnsi="Arial" w:cs="Arial"/>
         </w:rPr>
-        <w:lastRenderedPageBreak/>
         <w:t xml:space="preserve">Configure </w:t>
       </w:r>
+      <w:proofErr w:type="spellStart"/>
       <w:r>
         <w:rPr>
           <w:rFonts w:ascii="Arial" w:hAnsi="Arial" w:cs="Arial"/>
@@ -1496,6 +1711,7 @@
         </w:rPr>
         <w:t>Mabe</w:t>
       </w:r>
+      <w:proofErr w:type="spellEnd"/>
       <w:r>
         <w:rPr>
           <w:rFonts w:ascii="Arial" w:hAnsi="Arial" w:cs="Arial"/>
@@ -1574,6 +1790,7 @@
         </w:rPr>
         <w:t xml:space="preserve">Configure un conjunto de direcciones DHCP para cada LAN de los ruteadores </w:t>
       </w:r>
+      <w:proofErr w:type="spellStart"/>
       <w:r>
         <w:rPr>
           <w:b/>
@@ -1583,6 +1800,7 @@
         </w:rPr>
         <w:t>RMabe</w:t>
       </w:r>
+      <w:proofErr w:type="spellEnd"/>
       <w:r>
         <w:rPr>
           <w:szCs w:val="20"/>
@@ -1728,6 +1946,7 @@
         </w:rPr>
         <w:t xml:space="preserve"> para que reenvíe todas las solicitudes de DHCP al servidor de DHCP en el ruteador </w:t>
       </w:r>
+      <w:proofErr w:type="spellStart"/>
       <w:r>
         <w:rPr>
           <w:rFonts w:ascii="Arial" w:hAnsi="Arial" w:cs="Arial"/>
@@ -1746,6 +1965,7 @@
         </w:rPr>
         <w:t>Mabe</w:t>
       </w:r>
+      <w:proofErr w:type="spellEnd"/>
       <w:r>
         <w:rPr>
           <w:rFonts w:ascii="Arial" w:hAnsi="Arial" w:cs="Arial"/>
@@ -1862,7 +2082,7 @@
                 <w:b/>
                 <w:color w:val="000000"/>
               </w:rPr>
-              <w:t>From</w:t>
+              <w:t>Desde</w:t>
             </w:r>
           </w:p>
         </w:tc>
@@ -1887,7 +2107,7 @@
                 <w:b/>
                 <w:color w:val="000000"/>
               </w:rPr>
-              <w:t>To</w:t>
+              <w:t>Hacia</w:t>
             </w:r>
           </w:p>
         </w:tc>
@@ -1912,7 +2132,31 @@
                 <w:b/>
                 <w:color w:val="000000"/>
               </w:rPr>
-              <w:t>IP Address (To)</w:t>
+              <w:t xml:space="preserve">Dirección </w:t>
+            </w:r>
+            <w:r>
+              <w:rPr>
+                <w:rFonts w:ascii="Arial" w:hAnsi="Arial" w:cs="Arial"/>
+                <w:b/>
+                <w:color w:val="000000"/>
+              </w:rPr>
+              <w:t>IP (</w:t>
+            </w:r>
+            <w:r>
+              <w:rPr>
+                <w:rFonts w:ascii="Arial" w:hAnsi="Arial" w:cs="Arial"/>
+                <w:b/>
+                <w:color w:val="000000"/>
+              </w:rPr>
+              <w:t>Hacia</w:t>
+            </w:r>
+            <w:r>
+              <w:rPr>
+                <w:rFonts w:ascii="Arial" w:hAnsi="Arial" w:cs="Arial"/>
+                <w:b/>
+                <w:color w:val="000000"/>
+              </w:rPr>
+              <w:t>)</w:t>
             </w:r>
           </w:p>
         </w:tc>
@@ -2302,6 +2546,7 @@
         </w:rPr>
         <w:t xml:space="preserve"> para el servidor de </w:t>
       </w:r>
+      <w:proofErr w:type="spellStart"/>
       <w:r>
         <w:rPr>
           <w:rFonts w:ascii="Arial" w:hAnsi="Arial" w:cs="Arial"/>
@@ -2309,6 +2554,7 @@
         </w:rPr>
         <w:t>mabe</w:t>
       </w:r>
+      <w:proofErr w:type="spellEnd"/>
       <w:r>
         <w:rPr>
           <w:rFonts w:ascii="Arial" w:hAnsi="Arial" w:cs="Arial"/>
@@ -2337,6 +2583,7 @@
         </w:rPr>
         <w:t xml:space="preserve"> </w:t>
       </w:r>
+      <w:proofErr w:type="spellStart"/>
       <w:r>
         <w:rPr>
           <w:rFonts w:ascii="Arial" w:hAnsi="Arial" w:cs="Arial"/>
@@ -2346,6 +2593,7 @@
         </w:rPr>
         <w:t>mabe</w:t>
       </w:r>
+      <w:proofErr w:type="spellEnd"/>
       <w:r>
         <w:rPr>
           <w:rFonts w:ascii="Arial" w:hAnsi="Arial" w:cs="Arial"/>
@@ -2599,6 +2847,7 @@
         </w:rPr>
         <w:t xml:space="preserve">de </w:t>
       </w:r>
+      <w:proofErr w:type="spellStart"/>
       <w:r>
         <w:rPr>
           <w:rFonts w:ascii="Arial" w:hAnsi="Arial" w:cs="Arial"/>
@@ -2609,6 +2858,7 @@
         </w:rPr>
         <w:t>mabe</w:t>
       </w:r>
+      <w:proofErr w:type="spellEnd"/>
       <w:r>
         <w:rPr>
           <w:rFonts w:ascii="Arial" w:hAnsi="Arial" w:cs="Arial"/>
@@ -2694,13 +2944,23 @@
         </w:rPr>
         <w:t xml:space="preserve">las interfaces de la red que realizarán el </w:t>
       </w:r>
-      <w:r>
-        <w:rPr>
-          <w:rFonts w:ascii="Arial" w:hAnsi="Arial" w:cs="Arial"/>
-          <w:spacing w:val="-1"/>
-          <w:lang w:val="es-MX"/>
-        </w:rPr>
-        <w:t>nateo interno o externo</w:t>
+      <w:proofErr w:type="spellStart"/>
+      <w:r>
+        <w:rPr>
+          <w:rFonts w:ascii="Arial" w:hAnsi="Arial" w:cs="Arial"/>
+          <w:spacing w:val="-1"/>
+          <w:lang w:val="es-MX"/>
+        </w:rPr>
+        <w:t>nateo</w:t>
+      </w:r>
+      <w:proofErr w:type="spellEnd"/>
+      <w:r>
+        <w:rPr>
+          <w:rFonts w:ascii="Arial" w:hAnsi="Arial" w:cs="Arial"/>
+          <w:spacing w:val="-1"/>
+          <w:lang w:val="es-MX"/>
+        </w:rPr>
+        <w:t xml:space="preserve"> interno o externo</w:t>
       </w:r>
       <w:r>
         <w:rPr>
@@ -2710,6 +2970,7 @@
         </w:rPr>
         <w:t xml:space="preserve"> en </w:t>
       </w:r>
+      <w:proofErr w:type="spellStart"/>
       <w:r>
         <w:rPr>
           <w:rFonts w:ascii="Arial" w:hAnsi="Arial" w:cs="Arial"/>
@@ -2720,55 +2981,12 @@
         </w:rPr>
         <w:t>RMabe</w:t>
       </w:r>
-      <w:r>
-        <w:rPr>
-          <w:rFonts w:ascii="Arial" w:hAnsi="Arial" w:cs="Arial"/>
-          <w:spacing w:val="-1"/>
-          <w:lang w:val="es-MX"/>
-        </w:rPr>
-        <w:t>.</w:t>
-      </w:r>
-    </w:p>
-    <w:p>
-      <w:pPr>
-        <w:pStyle w:val="ListParagraph"/>
-        <w:widowControl w:val="0"/>
-        <w:numPr>
-          <w:ilvl w:val="0"/>
-          <w:numId w:val="37"/>
-        </w:numPr>
-        <w:spacing w:before="120" w:line="300" w:lineRule="exact"/>
-        <w:ind w:right="198"/>
-        <w:contextualSpacing w:val="0"/>
-        <w:jc w:val="both"/>
-        <w:rPr>
-          <w:rFonts w:ascii="Arial" w:hAnsi="Arial" w:cs="Arial"/>
-          <w:spacing w:val="-1"/>
-        </w:rPr>
-      </w:pPr>
-      <w:r>
-        <w:rPr>
-          <w:rFonts w:ascii="Arial" w:hAnsi="Arial" w:cs="Arial"/>
-        </w:rPr>
-        <w:t xml:space="preserve">Configure la IP del </w:t>
-      </w:r>
-      <w:r>
-        <w:rPr>
-          <w:rFonts w:ascii="Arial" w:hAnsi="Arial" w:cs="Arial"/>
-          <w:b/>
-          <w:bCs/>
-        </w:rPr>
-        <w:t>DNSServer</w:t>
-      </w:r>
-      <w:r>
-        <w:rPr>
-          <w:rFonts w:ascii="Arial" w:hAnsi="Arial" w:cs="Arial"/>
-        </w:rPr>
-        <w:t xml:space="preserve"> con el direccionamiento que se muestra en la topología</w:t>
-      </w:r>
-      <w:r>
-        <w:rPr>
-          <w:rFonts w:ascii="Arial" w:hAnsi="Arial" w:cs="Arial"/>
+      <w:proofErr w:type="spellEnd"/>
+      <w:r>
+        <w:rPr>
+          <w:rFonts w:ascii="Arial" w:hAnsi="Arial" w:cs="Arial"/>
+          <w:spacing w:val="-1"/>
+          <w:lang w:val="es-MX"/>
         </w:rPr>
         <w:t>.</w:t>
       </w:r>
@@ -2817,6 +3035,7 @@
         </w:rPr>
         <w:t xml:space="preserve"> </w:t>
       </w:r>
+      <w:proofErr w:type="spellStart"/>
       <w:r>
         <w:rPr>
           <w:rFonts w:ascii="Arial" w:hAnsi="Arial" w:cs="Arial"/>
@@ -2825,6 +3044,7 @@
         </w:rPr>
         <w:t>DNSServer</w:t>
       </w:r>
+      <w:proofErr w:type="spellEnd"/>
       <w:r>
         <w:rPr>
           <w:rFonts w:ascii="Arial" w:hAnsi="Arial" w:cs="Arial"/>
@@ -2837,7 +3057,23 @@
           <w:rFonts w:ascii="Arial" w:hAnsi="Arial" w:cs="Arial"/>
           <w:spacing w:val="-1"/>
         </w:rPr>
-        <w:t>con registros para el servidor de Mabe, youtube y DNS.</w:t>
+        <w:t xml:space="preserve">con registros para el servidor de Mabe, </w:t>
+      </w:r>
+      <w:proofErr w:type="spellStart"/>
+      <w:r>
+        <w:rPr>
+          <w:rFonts w:ascii="Arial" w:hAnsi="Arial" w:cs="Arial"/>
+          <w:spacing w:val="-1"/>
+        </w:rPr>
+        <w:t>youtube</w:t>
+      </w:r>
+      <w:proofErr w:type="spellEnd"/>
+      <w:r>
+        <w:rPr>
+          <w:rFonts w:ascii="Arial" w:hAnsi="Arial" w:cs="Arial"/>
+          <w:spacing w:val="-1"/>
+        </w:rPr>
+        <w:t xml:space="preserve"> y DNS.</w:t>
       </w:r>
     </w:p>
     <w:tbl>
@@ -2888,12 +3124,14 @@
                 <w:rFonts w:cs="Arial"/>
               </w:rPr>
             </w:pPr>
+            <w:proofErr w:type="spellStart"/>
             <w:r>
               <w:rPr>
                 <w:rFonts w:cs="Arial"/>
               </w:rPr>
               <w:t>Dirección</w:t>
             </w:r>
+            <w:proofErr w:type="spellEnd"/>
           </w:p>
         </w:tc>
       </w:tr>
@@ -3107,6 +3345,7 @@
                 <w:color w:val="000000"/>
               </w:rPr>
             </w:pPr>
+            <w:proofErr w:type="spellStart"/>
             <w:r>
               <w:rPr>
                 <w:rFonts w:ascii="Arial" w:hAnsi="Arial" w:cs="Arial"/>
@@ -3115,6 +3354,7 @@
               </w:rPr>
               <w:t>To</w:t>
             </w:r>
+            <w:proofErr w:type="spellEnd"/>
           </w:p>
         </w:tc>
         <w:tc>
@@ -3433,6 +3673,7 @@
                 <w:color w:val="000000"/>
               </w:rPr>
             </w:pPr>
+            <w:proofErr w:type="spellStart"/>
             <w:r>
               <w:rPr>
                 <w:rFonts w:ascii="Arial" w:hAnsi="Arial" w:cs="Arial"/>
@@ -3451,6 +3692,7 @@
               </w:rPr>
               <w:t>outube</w:t>
             </w:r>
+            <w:proofErr w:type="spellEnd"/>
           </w:p>
         </w:tc>
         <w:tc>
@@ -3516,6 +3758,7 @@
                 <w:color w:val="000000"/>
               </w:rPr>
             </w:pPr>
+            <w:proofErr w:type="spellStart"/>
             <w:r>
               <w:rPr>
                 <w:rFonts w:ascii="Arial" w:hAnsi="Arial" w:cs="Arial"/>
@@ -3534,6 +3777,7 @@
               </w:rPr>
               <w:t>outube</w:t>
             </w:r>
+            <w:proofErr w:type="spellEnd"/>
           </w:p>
         </w:tc>
         <w:tc>
@@ -3599,7 +3843,7 @@
 </file>
 
 <file path=word/numbering.xml><?xml version="1.0" encoding="utf-8"?>
-<w:numbering xmlns:wpc="http://schemas.microsoft.com/office/word/2010/wordprocessingCanvas" xmlns:cx="http://schemas.microsoft.com/office/drawing/2014/chartex" xmlns:cx1="http://schemas.microsoft.com/office/drawing/2015/9/8/chartex" xmlns:cx2="http://schemas.microsoft.com/office/drawing/2015/10/21/chartex" xmlns:cx3="http://schemas.microsoft.com/office/drawing/2016/5/9/chartex" xmlns:cx4="http://schemas.microsoft.com/office/drawing/2016/5/10/chartex" xmlns:cx5="http://schemas.microsoft.com/office/drawing/2016/5/11/chartex" xmlns:cx6="http://schemas.microsoft.com/office/drawing/2016/5/12/chartex" xmlns:cx7="http://schemas.microsoft.com/office/drawing/2016/5/13/chartex" xmlns:cx8="http://schemas.microsoft.com/office/drawing/2016/5/14/chartex" xmlns:mc="http://schemas.openxmlformats.org/markup-compatibility/2006" xmlns:aink="http://schemas.microsoft.com/office/drawing/2016/ink" xmlns:am3d="http://schemas.microsoft.com/office/drawing/2017/model3d" xmlns:o="urn:schemas-microsoft-com:office:office" xmlns:oel="http://schemas.microsoft.com/office/2019/extlst" xmlns:r="http://schemas.openxmlformats.org/officeDocument/2006/relationships" xmlns:m="http://schemas.openxmlformats.org/officeDocument/2006/math" xmlns:v="urn:schemas-microsoft-com:vml" xmlns:wp14="http://schemas.microsoft.com/office/word/2010/wordprocessingDrawing" xmlns:wp="http://schemas.openxmlformats.org/drawingml/2006/wordprocessingDrawing" xmlns:w10="urn:schemas-microsoft-com:office:word" xmlns:w="http://schemas.openxmlformats.org/wordprocessingml/2006/main" xmlns:w14="http://schemas.microsoft.com/office/word/2010/wordml" xmlns:w15="http://schemas.microsoft.com/office/word/2012/wordml" xmlns:w16cex="http://schemas.microsoft.com/office/word/2018/wordml/cex" xmlns:w16cid="http://schemas.microsoft.com/office/word/2016/wordml/cid" xmlns:w16="http://schemas.microsoft.com/office/word/2018/wordml" xmlns:w16sdtdh="http://schemas.microsoft.com/office/word/2020/wordml/sdtdatahash" xmlns:w16se="http://schemas.microsoft.com/office/word/2015/wordml/symex" xmlns:wpg="http://schemas.microsoft.com/office/word/2010/wordprocessingGroup" xmlns:wpi="http://schemas.microsoft.com/office/word/2010/wordprocessingInk" xmlns:wne="http://schemas.microsoft.com/office/word/2006/wordml" xmlns:wps="http://schemas.microsoft.com/office/word/2010/wordprocessingShape" mc:Ignorable="w14 w15 w16se w16cid w16 w16cex w16sdtdh wp14">
+<w:numbering xmlns:wpc="http://schemas.microsoft.com/office/word/2010/wordprocessingCanvas" xmlns:cx="http://schemas.microsoft.com/office/drawing/2014/chartex" xmlns:cx1="http://schemas.microsoft.com/office/drawing/2015/9/8/chartex" xmlns:cx2="http://schemas.microsoft.com/office/drawing/2015/10/21/chartex" xmlns:cx3="http://schemas.microsoft.com/office/drawing/2016/5/9/chartex" xmlns:cx4="http://schemas.microsoft.com/office/drawing/2016/5/10/chartex" xmlns:cx5="http://schemas.microsoft.com/office/drawing/2016/5/11/chartex" xmlns:cx6="http://schemas.microsoft.com/office/drawing/2016/5/12/chartex" xmlns:cx7="http://schemas.microsoft.com/office/drawing/2016/5/13/chartex" xmlns:cx8="http://schemas.microsoft.com/office/drawing/2016/5/14/chartex" xmlns:mc="http://schemas.openxmlformats.org/markup-compatibility/2006" xmlns:aink="http://schemas.microsoft.com/office/drawing/2016/ink" xmlns:am3d="http://schemas.microsoft.com/office/drawing/2017/model3d" xmlns:o="urn:schemas-microsoft-com:office:office" xmlns:oel="http://schemas.microsoft.com/office/2019/extlst" xmlns:r="http://schemas.openxmlformats.org/officeDocument/2006/relationships" xmlns:m="http://schemas.openxmlformats.org/officeDocument/2006/math" xmlns:v="urn:schemas-microsoft-com:vml" xmlns:wp14="http://schemas.microsoft.com/office/word/2010/wordprocessingDrawing" xmlns:wp="http://schemas.openxmlformats.org/drawingml/2006/wordprocessingDrawing" xmlns:w10="urn:schemas-microsoft-com:office:word" xmlns:w="http://schemas.openxmlformats.org/wordprocessingml/2006/main" xmlns:w14="http://schemas.microsoft.com/office/word/2010/wordml" xmlns:w15="http://schemas.microsoft.com/office/word/2012/wordml" xmlns:w16cex="http://schemas.microsoft.com/office/word/2018/wordml/cex" xmlns:w16cid="http://schemas.microsoft.com/office/word/2016/wordml/cid" xmlns:w16="http://schemas.microsoft.com/office/word/2018/wordml" xmlns:w16du="http://schemas.microsoft.com/office/word/2023/wordml/word16du" xmlns:w16sdtdh="http://schemas.microsoft.com/office/word/2020/wordml/sdtdatahash" xmlns:w16sdtfl="http://schemas.microsoft.com/office/word/2024/wordml/sdtformatlock" xmlns:w16se="http://schemas.microsoft.com/office/word/2015/wordml/symex" xmlns:wpg="http://schemas.microsoft.com/office/word/2010/wordprocessingGroup" xmlns:wpi="http://schemas.microsoft.com/office/word/2010/wordprocessingInk" xmlns:wne="http://schemas.microsoft.com/office/word/2006/wordml" xmlns:wps="http://schemas.microsoft.com/office/word/2010/wordprocessingShape" mc:Ignorable="w14 w15 w16se w16cid w16 w16cex w16sdtdh w16sdtfl w16du wp14">
   <w:abstractNum w:abstractNumId="0" w15:restartNumberingAfterBreak="0">
     <w:nsid w:val="03B2729C"/>
     <w:multiLevelType w:val="hybridMultilevel"/>
@@ -7409,7 +7653,7 @@
 </file>
 
 <file path=word/styles.xml><?xml version="1.0" encoding="utf-8"?>
-<w:styles xmlns:mc="http://schemas.openxmlformats.org/markup-compatibility/2006" xmlns:r="http://schemas.openxmlformats.org/officeDocument/2006/relationships" xmlns:w="http://schemas.openxmlformats.org/wordprocessingml/2006/main" xmlns:w14="http://schemas.microsoft.com/office/word/2010/wordml" xmlns:w15="http://schemas.microsoft.com/office/word/2012/wordml" xmlns:w16cex="http://schemas.microsoft.com/office/word/2018/wordml/cex" xmlns:w16cid="http://schemas.microsoft.com/office/word/2016/wordml/cid" xmlns:w16="http://schemas.microsoft.com/office/word/2018/wordml" xmlns:w16sdtdh="http://schemas.microsoft.com/office/word/2020/wordml/sdtdatahash" xmlns:w16se="http://schemas.microsoft.com/office/word/2015/wordml/symex" mc:Ignorable="w14 w15 w16se w16cid w16 w16cex w16sdtdh">
+<w:styles xmlns:mc="http://schemas.openxmlformats.org/markup-compatibility/2006" xmlns:r="http://schemas.openxmlformats.org/officeDocument/2006/relationships" xmlns:w="http://schemas.openxmlformats.org/wordprocessingml/2006/main" xmlns:w14="http://schemas.microsoft.com/office/word/2010/wordml" xmlns:w15="http://schemas.microsoft.com/office/word/2012/wordml" xmlns:w16cex="http://schemas.microsoft.com/office/word/2018/wordml/cex" xmlns:w16cid="http://schemas.microsoft.com/office/word/2016/wordml/cid" xmlns:w16="http://schemas.microsoft.com/office/word/2018/wordml" xmlns:w16du="http://schemas.microsoft.com/office/word/2023/wordml/word16du" xmlns:w16sdtdh="http://schemas.microsoft.com/office/word/2020/wordml/sdtdatahash" xmlns:w16sdtfl="http://schemas.microsoft.com/office/word/2024/wordml/sdtformatlock" xmlns:w16se="http://schemas.microsoft.com/office/word/2015/wordml/symex" mc:Ignorable="w14 w15 w16se w16cid w16 w16cex w16sdtdh w16sdtfl w16du">
   <w:docDefaults>
     <w:rPrDefault>
       <w:rPr>
